--- a/fattura_template_ita.docx
+++ b/fattura_template_ita.docx
@@ -342,7 +342,14 @@
                 <w:sz w:val="20"/>
                 <w:szCs w:val="20"/>
               </w:rPr>
-              <w:t>No</w:t>
+              <w:t>N</w:t>
+            </w:r>
+            <w:r>
+              <w:rPr>
+                <w:sz w:val="20"/>
+                <w:szCs w:val="20"/>
+              </w:rPr>
+              <w:t>r</w:t>
             </w:r>
             <w:r>
               <w:rPr>
@@ -872,15 +879,7 @@
                 <w:szCs w:val="20"/>
                 <w:lang w:val="it-IT"/>
               </w:rPr>
-              <w:t>INDIRIZZO</w:t>
-            </w:r>
-            <w:r>
-              <w:rPr>
-                <w:sz w:val="20"/>
-                <w:szCs w:val="20"/>
-                <w:lang w:val="it-IT"/>
-              </w:rPr>
-              <w:t xml:space="preserve"> DI CONSEGNA DELLA MERCE</w:t>
+              <w:t>INDIRIZZO DI CONSEGNA DELLA MERCE</w:t>
             </w:r>
             <w:r>
               <w:rPr>
